--- a/report.docx
+++ b/report.docx
@@ -29,7 +29,7 @@
           <w:color w:val="606A76"/>
           <w:sz w:val="22"/>
         </w:rPr>
-        <w:t>RTX PRO 6000 Blackwell(1/4 切片) · NVIDIA T4 · NVIDIA A10 三卡横向对比</w:t>
+        <w:t>RTX PRO 6000 Blackwell(1/4 切片) · NVIDIA T4 · NVIDIA A10 横向对比(含客户现用 NC4as_T4_v3)</w:t>
       </w:r>
     </w:p>
     <w:p>
@@ -45,7 +45,7 @@
           <w:color w:val="606A76"/>
           <w:sz w:val="18"/>
         </w:rPr>
-        <w:t>测试基础:Triton + TensorRT FP16 · 640×640 · p99 SLA ≤ 50 ms · Azure 按需零售价(2026-09)</w:t>
+        <w:t>测试基础:Triton + TensorRT FP16 · 640×640 · p99 SLA ≤ 50 ms · Azure 按需零售价 West US 2(2026-09)</w:t>
       </w:r>
     </w:p>
     <w:p>
@@ -66,7 +66,7 @@
           <w:rFonts w:ascii="Calibri" w:hAnsi="Calibri" w:eastAsia="Microsoft YaHei"/>
           <w:sz w:val="21"/>
         </w:rPr>
-        <w:t>三张卡在 p99 延迟 ≤ 50 ms 的在线推理约束下均可稳定服务,RTX PRO 6000 1/4 切片可用。</w:t>
+        <w:t>五个配置在 p99 延迟 ≤ 50 ms 的在线推理约束下均可稳定服务。</w:t>
       </w:r>
     </w:p>
     <w:p>
@@ -79,7 +79,7 @@
           <w:rFonts w:ascii="Calibri" w:hAnsi="Calibri" w:eastAsia="Microsoft YaHei"/>
           <w:sz w:val="21"/>
         </w:rPr>
-        <w:t>按成本效率(QPS per $/hr)衡量,RTX PRO 6000 1/4 切片(NC24)以 275.4 QPS/$ 最优。</w:t>
+        <w:t>客户现用的 Standard_NC4as_T4_v3 单位推理成本最低(约 $0.92 / 百万次)——因主机便宜($0.526/hr);但 4 vCPU 限制使其单机吞吐仅 ~159 QPS(GPU 未喂满)。</w:t>
       </w:r>
     </w:p>
     <w:p>
@@ -92,7 +92,7 @@
           <w:rFonts w:ascii="Calibri" w:hAnsi="Calibri" w:eastAsia="Microsoft YaHei"/>
           <w:sz w:val="21"/>
         </w:rPr>
-        <w:t>RTX(NC24)成本效率约为 T4 的 1.55 倍、A10 的 3.16 倍。</w:t>
+        <w:t>RTX PRO 6000 1/4 切片(NC24)单位成本约 $1.01,仅比客户的 NC4as 高约 10%,性价比已基本追平;而单机吞吐 311 QPS,约为 NC4as 的 2 倍。</w:t>
       </w:r>
     </w:p>
     <w:p>
@@ -105,7 +105,7 @@
           <w:rFonts w:ascii="Calibri" w:hAnsi="Calibri" w:eastAsia="Microsoft YaHei"/>
           <w:sz w:val="21"/>
         </w:rPr>
-        <w:t>推荐选型:Standard_NC24lds_xl_RTXPRO6000BSE_v6。</w:t>
+        <w:t>服务同等负载,RTX 所需机器数量约为 NC4as 的一半——节点更少、运维更简、单机余量更大。结论:RTX 与客户现用 T4 高度可比,并在吞吐密度与运维上占优,是有竞争力的升级路径。</w:t>
       </w:r>
     </w:p>
     <w:p>
@@ -155,7 +155,7 @@
         </w:tc>
         <w:tc>
           <w:tcPr>
-            <w:tcW w:type="dxa" w:w="2520"/>
+            <w:tcW w:type="dxa" w:w="2304"/>
             <w:shd w:val="clear" w:fill="1257A0"/>
           </w:tcPr>
           <w:p>
@@ -177,7 +177,7 @@
         </w:tc>
         <w:tc>
           <w:tcPr>
-            <w:tcW w:type="dxa" w:w="1512"/>
+            <w:tcW w:type="dxa" w:w="1440"/>
             <w:shd w:val="clear" w:fill="1257A0"/>
           </w:tcPr>
           <w:p>
@@ -199,7 +199,7 @@
         </w:tc>
         <w:tc>
           <w:tcPr>
-            <w:tcW w:type="dxa" w:w="1584"/>
+            <w:tcW w:type="dxa" w:w="1440"/>
             <w:shd w:val="clear" w:fill="1257A0"/>
           </w:tcPr>
           <w:p>
@@ -265,7 +265,7 @@
         </w:tc>
         <w:tc>
           <w:tcPr>
-            <w:tcW w:type="dxa" w:w="2520"/>
+            <w:tcW w:type="dxa" w:w="2304"/>
           </w:tcPr>
           <w:p>
             <w:pPr>
@@ -285,7 +285,7 @@
         </w:tc>
         <w:tc>
           <w:tcPr>
-            <w:tcW w:type="dxa" w:w="1512"/>
+            <w:tcW w:type="dxa" w:w="1440"/>
           </w:tcPr>
           <w:p>
             <w:pPr>
@@ -305,7 +305,7 @@
         </w:tc>
         <w:tc>
           <w:tcPr>
-            <w:tcW w:type="dxa" w:w="1584"/>
+            <w:tcW w:type="dxa" w:w="1440"/>
           </w:tcPr>
           <w:p>
             <w:pPr>
@@ -367,7 +367,7 @@
         </w:tc>
         <w:tc>
           <w:tcPr>
-            <w:tcW w:type="dxa" w:w="2520"/>
+            <w:tcW w:type="dxa" w:w="2304"/>
           </w:tcPr>
           <w:p>
             <w:pPr>
@@ -387,7 +387,7 @@
         </w:tc>
         <w:tc>
           <w:tcPr>
-            <w:tcW w:type="dxa" w:w="1512"/>
+            <w:tcW w:type="dxa" w:w="1440"/>
           </w:tcPr>
           <w:p>
             <w:pPr>
@@ -407,7 +407,7 @@
         </w:tc>
         <w:tc>
           <w:tcPr>
-            <w:tcW w:type="dxa" w:w="1584"/>
+            <w:tcW w:type="dxa" w:w="1440"/>
           </w:tcPr>
           <w:p>
             <w:pPr>
@@ -463,13 +463,13 @@
                 <w:b w:val="0"/>
                 <w:sz w:val="19"/>
               </w:rPr>
-              <w:t>Standard_NC16as_T4_v3</w:t>
+              <w:t>Standard_NC4as_T4_v3(客户现用)</w:t>
             </w:r>
           </w:p>
         </w:tc>
         <w:tc>
           <w:tcPr>
-            <w:tcW w:type="dxa" w:w="2520"/>
+            <w:tcW w:type="dxa" w:w="2304"/>
           </w:tcPr>
           <w:p>
             <w:pPr>
@@ -489,7 +489,109 @@
         </w:tc>
         <w:tc>
           <w:tcPr>
-            <w:tcW w:type="dxa" w:w="1512"/>
+            <w:tcW w:type="dxa" w:w="1440"/>
+          </w:tcPr>
+          <w:p>
+            <w:pPr>
+              <w:spacing w:after="20" w:before="20"/>
+              <w:jc w:val="center"/>
+            </w:pPr>
+            <w:r/>
+            <w:r>
+              <w:rPr>
+                <w:rFonts w:ascii="Calibri" w:hAnsi="Calibri" w:eastAsia="Microsoft YaHei"/>
+                <w:b w:val="0"/>
+                <w:sz w:val="19"/>
+              </w:rPr>
+              <w:t>4 / 28 GiB</w:t>
+            </w:r>
+          </w:p>
+        </w:tc>
+        <w:tc>
+          <w:tcPr>
+            <w:tcW w:type="dxa" w:w="1440"/>
+          </w:tcPr>
+          <w:p>
+            <w:pPr>
+              <w:spacing w:after="20" w:before="20"/>
+              <w:jc w:val="center"/>
+            </w:pPr>
+            <w:r/>
+            <w:r>
+              <w:rPr>
+                <w:rFonts w:ascii="Calibri" w:hAnsi="Calibri" w:eastAsia="Microsoft YaHei"/>
+                <w:b w:val="0"/>
+                <w:sz w:val="19"/>
+              </w:rPr>
+              <w:t>West US 2</w:t>
+            </w:r>
+          </w:p>
+        </w:tc>
+        <w:tc>
+          <w:tcPr>
+            <w:tcW w:type="dxa" w:w="1080"/>
+          </w:tcPr>
+          <w:p>
+            <w:pPr>
+              <w:spacing w:after="20" w:before="20"/>
+              <w:jc w:val="center"/>
+            </w:pPr>
+            <w:r/>
+            <w:r>
+              <w:rPr>
+                <w:rFonts w:ascii="Calibri" w:hAnsi="Calibri" w:eastAsia="Microsoft YaHei"/>
+                <w:b w:val="0"/>
+                <w:sz w:val="19"/>
+              </w:rPr>
+              <w:t>0.526</w:t>
+            </w:r>
+          </w:p>
+        </w:tc>
+      </w:tr>
+      <w:tr>
+        <w:tc>
+          <w:tcPr>
+            <w:tcW w:type="dxa" w:w="3672"/>
+          </w:tcPr>
+          <w:p>
+            <w:pPr>
+              <w:spacing w:after="20" w:before="20"/>
+              <w:jc w:val="left"/>
+            </w:pPr>
+            <w:r/>
+            <w:r>
+              <w:rPr>
+                <w:rFonts w:ascii="Calibri" w:hAnsi="Calibri" w:eastAsia="Microsoft YaHei"/>
+                <w:b w:val="0"/>
+                <w:sz w:val="19"/>
+              </w:rPr>
+              <w:t>Standard_NC16as_T4_v3</w:t>
+            </w:r>
+          </w:p>
+        </w:tc>
+        <w:tc>
+          <w:tcPr>
+            <w:tcW w:type="dxa" w:w="2304"/>
+          </w:tcPr>
+          <w:p>
+            <w:pPr>
+              <w:spacing w:after="20" w:before="20"/>
+              <w:jc w:val="center"/>
+            </w:pPr>
+            <w:r/>
+            <w:r>
+              <w:rPr>
+                <w:rFonts w:ascii="Calibri" w:hAnsi="Calibri" w:eastAsia="Microsoft YaHei"/>
+                <w:b w:val="0"/>
+                <w:sz w:val="19"/>
+              </w:rPr>
+              <w:t>T4 · 16 GB</w:t>
+            </w:r>
+          </w:p>
+        </w:tc>
+        <w:tc>
+          <w:tcPr>
+            <w:tcW w:type="dxa" w:w="1440"/>
           </w:tcPr>
           <w:p>
             <w:pPr>
@@ -509,7 +611,7 @@
         </w:tc>
         <w:tc>
           <w:tcPr>
-            <w:tcW w:type="dxa" w:w="1584"/>
+            <w:tcW w:type="dxa" w:w="1440"/>
           </w:tcPr>
           <w:p>
             <w:pPr>
@@ -523,7 +625,7 @@
                 <w:b w:val="0"/>
                 <w:sz w:val="19"/>
               </w:rPr>
-              <w:t>Sweden Central</w:t>
+              <w:t>West US 2</w:t>
             </w:r>
           </w:p>
         </w:tc>
@@ -543,7 +645,7 @@
                 <w:b w:val="0"/>
                 <w:sz w:val="19"/>
               </w:rPr>
-              <w:t>1.276</w:t>
+              <w:t>1.204</w:t>
             </w:r>
           </w:p>
         </w:tc>
@@ -571,7 +673,7 @@
         </w:tc>
         <w:tc>
           <w:tcPr>
-            <w:tcW w:type="dxa" w:w="2520"/>
+            <w:tcW w:type="dxa" w:w="2304"/>
           </w:tcPr>
           <w:p>
             <w:pPr>
@@ -591,7 +693,7 @@
         </w:tc>
         <w:tc>
           <w:tcPr>
-            <w:tcW w:type="dxa" w:w="1512"/>
+            <w:tcW w:type="dxa" w:w="1440"/>
           </w:tcPr>
           <w:p>
             <w:pPr>
@@ -611,7 +713,7 @@
         </w:tc>
         <w:tc>
           <w:tcPr>
-            <w:tcW w:type="dxa" w:w="1584"/>
+            <w:tcW w:type="dxa" w:w="1440"/>
           </w:tcPr>
           <w:p>
             <w:pPr>
@@ -625,7 +727,7 @@
                 <w:b w:val="0"/>
                 <w:sz w:val="19"/>
               </w:rPr>
-              <w:t>Sweden Central</w:t>
+              <w:t>West US 2</w:t>
             </w:r>
           </w:p>
         </w:tc>
@@ -645,7 +747,7 @@
                 <w:b w:val="0"/>
                 <w:sz w:val="19"/>
               </w:rPr>
-              <w:t>4.160</w:t>
+              <w:t>3.200</w:t>
             </w:r>
           </w:p>
         </w:tc>
@@ -664,7 +766,7 @@
           <w:color w:val="606A76"/>
           <w:sz w:val="18"/>
         </w:rPr>
-        <w:t>注:NC24 与 NC36 是同一块 RTX PRO 6000 1/4 切片(nvidia-smi 确认为真 MIG 实例),仅主机 vCPU/内存/单价不同;实测在 NC24 上进行,NC36 用同一份吞吐按 $1.243 折算(GPU-bound 吞吐不随主机 vCPU 增加而下降,该折算偏保守)。</w:t>
+        <w:t>注:NC24 与 NC36 是同一块 RTX PRO 6000 1/4 切片(nvidia-smi 确认为真 MIG 实例),仅主机 vCPU/内存/单价不同;实测在 NC24 上进行,NC36 用同一份吞吐按 $1.243 折算(GPU-bound 吞吐不随主机 vCPU 增加而下降,该折算偏保守)。NC4as 与 NC16as 同为单块 T4,仅主机规格/单价不同,两者均为实测。</w:t>
       </w:r>
     </w:p>
     <w:p>
@@ -698,7 +800,7 @@
           <w:rFonts w:ascii="Calibri" w:hAnsi="Calibri" w:eastAsia="Microsoft YaHei"/>
           <w:sz w:val="21"/>
         </w:rPr>
-        <w:t>perf_analyzer 并发扫描 1→32,每档先预热再采固定请求数,取 p99;三卡口径一致,保证横向公平。</w:t>
+        <w:t>perf_analyzer 并发扫描 1→32,每档先预热再采固定请求数,取 p99;各配置同脚本同口径,保证横向公平。</w:t>
       </w:r>
     </w:p>
     <w:p>
@@ -711,7 +813,20 @@
           <w:rFonts w:ascii="Calibri" w:hAnsi="Calibri" w:eastAsia="Microsoft YaHei"/>
           <w:sz w:val="21"/>
         </w:rPr>
-        <w:t>取每张卡在 p99 ≤ 50 ms 约束内吞吐最高的操作点作为其 QPS@SLA;成本效率 = QPS@SLA ÷ $/hr。</w:t>
+        <w:t>各机型每档采样数因主机内存不同而异(如 NC4as 28GiB 采 800/档,大内存机型更多),仅影响 p99 估计精度,不改吞吐真值与横向公平。</w:t>
+      </w:r>
+    </w:p>
+    <w:p>
+      <w:pPr>
+        <w:pStyle w:val="ListBullet"/>
+        <w:spacing w:after="60"/>
+      </w:pPr>
+      <w:r>
+        <w:rPr>
+          <w:rFonts w:ascii="Calibri" w:hAnsi="Calibri" w:eastAsia="Microsoft YaHei"/>
+          <w:sz w:val="21"/>
+        </w:rPr>
+        <w:t>取每张卡在 p99 ≤ 50 ms 约束内吞吐最高的操作点作为其 QPS@SLA;成本指标 = 单价 ÷ (QPS@SLA × 3600),即每百万次推理成本,越低越省。</w:t>
       </w:r>
     </w:p>
     <w:p>
@@ -740,7 +855,7 @@
       <w:tr>
         <w:tc>
           <w:tcPr>
-            <w:tcW w:type="dxa" w:w="3456"/>
+            <w:tcW w:type="dxa" w:w="3384"/>
             <w:shd w:val="clear" w:fill="1257A0"/>
           </w:tcPr>
           <w:p>
@@ -762,7 +877,7 @@
         </w:tc>
         <w:tc>
           <w:tcPr>
-            <w:tcW w:type="dxa" w:w="1368"/>
+            <w:tcW w:type="dxa" w:w="1224"/>
             <w:shd w:val="clear" w:fill="1257A0"/>
           </w:tcPr>
           <w:p>
@@ -784,7 +899,7 @@
         </w:tc>
         <w:tc>
           <w:tcPr>
-            <w:tcW w:type="dxa" w:w="1224"/>
+            <w:tcW w:type="dxa" w:w="1008"/>
             <w:shd w:val="clear" w:fill="1257A0"/>
           </w:tcPr>
           <w:p>
@@ -806,7 +921,7 @@
         </w:tc>
         <w:tc>
           <w:tcPr>
-            <w:tcW w:type="dxa" w:w="864"/>
+            <w:tcW w:type="dxa" w:w="720"/>
             <w:shd w:val="clear" w:fill="1257A0"/>
           </w:tcPr>
           <w:p>
@@ -828,7 +943,7 @@
         </w:tc>
         <w:tc>
           <w:tcPr>
-            <w:tcW w:type="dxa" w:w="1080"/>
+            <w:tcW w:type="dxa" w:w="936"/>
             <w:shd w:val="clear" w:fill="1257A0"/>
           </w:tcPr>
           <w:p>
@@ -850,7 +965,7 @@
         </w:tc>
         <w:tc>
           <w:tcPr>
-            <w:tcW w:type="dxa" w:w="1152"/>
+            <w:tcW w:type="dxa" w:w="1584"/>
             <w:shd w:val="clear" w:fill="1257A0"/>
           </w:tcPr>
           <w:p>
@@ -866,7 +981,7 @@
                 <w:color w:val="FFFFFF"/>
                 <w:sz w:val="19"/>
               </w:rPr>
-              <w:t>QPS/$</w:t>
+              <w:t>百万次推理成本 ($)</w:t>
             </w:r>
           </w:p>
         </w:tc>
@@ -874,7 +989,7 @@
       <w:tr>
         <w:tc>
           <w:tcPr>
-            <w:tcW w:type="dxa" w:w="3456"/>
+            <w:tcW w:type="dxa" w:w="3384"/>
             <w:shd w:val="clear" w:fill="E7F0FA"/>
           </w:tcPr>
           <w:p>
@@ -895,7 +1010,7 @@
         </w:tc>
         <w:tc>
           <w:tcPr>
-            <w:tcW w:type="dxa" w:w="1368"/>
+            <w:tcW w:type="dxa" w:w="1224"/>
             <w:shd w:val="clear" w:fill="E7F0FA"/>
           </w:tcPr>
           <w:p>
@@ -916,7 +1031,7 @@
         </w:tc>
         <w:tc>
           <w:tcPr>
-            <w:tcW w:type="dxa" w:w="1224"/>
+            <w:tcW w:type="dxa" w:w="1008"/>
             <w:shd w:val="clear" w:fill="E7F0FA"/>
           </w:tcPr>
           <w:p>
@@ -937,7 +1052,7 @@
         </w:tc>
         <w:tc>
           <w:tcPr>
-            <w:tcW w:type="dxa" w:w="864"/>
+            <w:tcW w:type="dxa" w:w="720"/>
             <w:shd w:val="clear" w:fill="E7F0FA"/>
           </w:tcPr>
           <w:p>
@@ -958,7 +1073,7 @@
         </w:tc>
         <w:tc>
           <w:tcPr>
-            <w:tcW w:type="dxa" w:w="1080"/>
+            <w:tcW w:type="dxa" w:w="936"/>
             <w:shd w:val="clear" w:fill="E7F0FA"/>
           </w:tcPr>
           <w:p>
@@ -979,7 +1094,7 @@
         </w:tc>
         <w:tc>
           <w:tcPr>
-            <w:tcW w:type="dxa" w:w="1152"/>
+            <w:tcW w:type="dxa" w:w="1584"/>
             <w:shd w:val="clear" w:fill="E7F0FA"/>
           </w:tcPr>
           <w:p>
@@ -994,7 +1109,7 @@
                 <w:b/>
                 <w:sz w:val="19"/>
               </w:rPr>
-              <w:t>275.4</w:t>
+              <w:t>1.01</w:t>
             </w:r>
           </w:p>
         </w:tc>
@@ -1002,7 +1117,7 @@
       <w:tr>
         <w:tc>
           <w:tcPr>
-            <w:tcW w:type="dxa" w:w="3456"/>
+            <w:tcW w:type="dxa" w:w="3384"/>
           </w:tcPr>
           <w:p>
             <w:pPr>
@@ -1022,7 +1137,7 @@
         </w:tc>
         <w:tc>
           <w:tcPr>
-            <w:tcW w:type="dxa" w:w="1368"/>
+            <w:tcW w:type="dxa" w:w="1224"/>
           </w:tcPr>
           <w:p>
             <w:pPr>
@@ -1042,7 +1157,7 @@
         </w:tc>
         <w:tc>
           <w:tcPr>
-            <w:tcW w:type="dxa" w:w="1224"/>
+            <w:tcW w:type="dxa" w:w="1008"/>
           </w:tcPr>
           <w:p>
             <w:pPr>
@@ -1062,7 +1177,7 @@
         </w:tc>
         <w:tc>
           <w:tcPr>
-            <w:tcW w:type="dxa" w:w="864"/>
+            <w:tcW w:type="dxa" w:w="720"/>
           </w:tcPr>
           <w:p>
             <w:pPr>
@@ -1082,7 +1197,7 @@
         </w:tc>
         <w:tc>
           <w:tcPr>
-            <w:tcW w:type="dxa" w:w="1080"/>
+            <w:tcW w:type="dxa" w:w="936"/>
           </w:tcPr>
           <w:p>
             <w:pPr>
@@ -1102,7 +1217,7 @@
         </w:tc>
         <w:tc>
           <w:tcPr>
-            <w:tcW w:type="dxa" w:w="1152"/>
+            <w:tcW w:type="dxa" w:w="1584"/>
           </w:tcPr>
           <w:p>
             <w:pPr>
@@ -1116,7 +1231,7 @@
                 <w:b w:val="0"/>
                 <w:sz w:val="19"/>
               </w:rPr>
-              <w:t>250.4</w:t>
+              <w:t>1.11</w:t>
             </w:r>
           </w:p>
         </w:tc>
@@ -1124,7 +1239,129 @@
       <w:tr>
         <w:tc>
           <w:tcPr>
-            <w:tcW w:type="dxa" w:w="3456"/>
+            <w:tcW w:type="dxa" w:w="3384"/>
+          </w:tcPr>
+          <w:p>
+            <w:pPr>
+              <w:spacing w:after="20" w:before="20"/>
+              <w:jc w:val="left"/>
+            </w:pPr>
+            <w:r/>
+            <w:r>
+              <w:rPr>
+                <w:rFonts w:ascii="Calibri" w:hAnsi="Calibri" w:eastAsia="Microsoft YaHei"/>
+                <w:b w:val="0"/>
+                <w:sz w:val="19"/>
+              </w:rPr>
+              <w:t>NC4as_T4_v3(客户现用)</w:t>
+            </w:r>
+          </w:p>
+        </w:tc>
+        <w:tc>
+          <w:tcPr>
+            <w:tcW w:type="dxa" w:w="1224"/>
+          </w:tcPr>
+          <w:p>
+            <w:pPr>
+              <w:spacing w:after="20" w:before="20"/>
+              <w:jc w:val="center"/>
+            </w:pPr>
+            <w:r/>
+            <w:r>
+              <w:rPr>
+                <w:rFonts w:ascii="Calibri" w:hAnsi="Calibri" w:eastAsia="Microsoft YaHei"/>
+                <w:b w:val="0"/>
+                <w:sz w:val="19"/>
+              </w:rPr>
+              <w:t>159.5</w:t>
+            </w:r>
+          </w:p>
+        </w:tc>
+        <w:tc>
+          <w:tcPr>
+            <w:tcW w:type="dxa" w:w="1008"/>
+          </w:tcPr>
+          <w:p>
+            <w:pPr>
+              <w:spacing w:after="20" w:before="20"/>
+              <w:jc w:val="center"/>
+            </w:pPr>
+            <w:r/>
+            <w:r>
+              <w:rPr>
+                <w:rFonts w:ascii="Calibri" w:hAnsi="Calibri" w:eastAsia="Microsoft YaHei"/>
+                <w:b w:val="0"/>
+                <w:sz w:val="19"/>
+              </w:rPr>
+              <w:t>16.2</w:t>
+            </w:r>
+          </w:p>
+        </w:tc>
+        <w:tc>
+          <w:tcPr>
+            <w:tcW w:type="dxa" w:w="720"/>
+          </w:tcPr>
+          <w:p>
+            <w:pPr>
+              <w:spacing w:after="20" w:before="20"/>
+              <w:jc w:val="center"/>
+            </w:pPr>
+            <w:r/>
+            <w:r>
+              <w:rPr>
+                <w:rFonts w:ascii="Calibri" w:hAnsi="Calibri" w:eastAsia="Microsoft YaHei"/>
+                <w:b w:val="0"/>
+                <w:sz w:val="19"/>
+              </w:rPr>
+              <w:t>3</w:t>
+            </w:r>
+          </w:p>
+        </w:tc>
+        <w:tc>
+          <w:tcPr>
+            <w:tcW w:type="dxa" w:w="936"/>
+          </w:tcPr>
+          <w:p>
+            <w:pPr>
+              <w:spacing w:after="20" w:before="20"/>
+              <w:jc w:val="center"/>
+            </w:pPr>
+            <w:r/>
+            <w:r>
+              <w:rPr>
+                <w:rFonts w:ascii="Calibri" w:hAnsi="Calibri" w:eastAsia="Microsoft YaHei"/>
+                <w:b w:val="0"/>
+                <w:sz w:val="19"/>
+              </w:rPr>
+              <w:t>0.526</w:t>
+            </w:r>
+          </w:p>
+        </w:tc>
+        <w:tc>
+          <w:tcPr>
+            <w:tcW w:type="dxa" w:w="1584"/>
+          </w:tcPr>
+          <w:p>
+            <w:pPr>
+              <w:spacing w:after="20" w:before="20"/>
+              <w:jc w:val="center"/>
+            </w:pPr>
+            <w:r/>
+            <w:r>
+              <w:rPr>
+                <w:rFonts w:ascii="Calibri" w:hAnsi="Calibri" w:eastAsia="Microsoft YaHei"/>
+                <w:b w:val="0"/>
+                <w:sz w:val="19"/>
+              </w:rPr>
+              <w:t>0.92</w:t>
+            </w:r>
+          </w:p>
+        </w:tc>
+      </w:tr>
+      <w:tr>
+        <w:tc>
+          <w:tcPr>
+            <w:tcW w:type="dxa" w:w="3384"/>
           </w:tcPr>
           <w:p>
             <w:pPr>
@@ -1144,7 +1381,7 @@
         </w:tc>
         <w:tc>
           <w:tcPr>
-            <w:tcW w:type="dxa" w:w="1368"/>
+            <w:tcW w:type="dxa" w:w="1224"/>
           </w:tcPr>
           <w:p>
             <w:pPr>
@@ -1164,7 +1401,7 @@
         </w:tc>
         <w:tc>
           <w:tcPr>
-            <w:tcW w:type="dxa" w:w="1224"/>
+            <w:tcW w:type="dxa" w:w="1008"/>
           </w:tcPr>
           <w:p>
             <w:pPr>
@@ -1184,7 +1421,7 @@
         </w:tc>
         <w:tc>
           <w:tcPr>
-            <w:tcW w:type="dxa" w:w="864"/>
+            <w:tcW w:type="dxa" w:w="720"/>
           </w:tcPr>
           <w:p>
             <w:pPr>
@@ -1204,7 +1441,7 @@
         </w:tc>
         <w:tc>
           <w:tcPr>
-            <w:tcW w:type="dxa" w:w="1080"/>
+            <w:tcW w:type="dxa" w:w="936"/>
           </w:tcPr>
           <w:p>
             <w:pPr>
@@ -1218,13 +1455,13 @@
                 <w:b w:val="0"/>
                 <w:sz w:val="19"/>
               </w:rPr>
-              <w:t>1.276</w:t>
+              <w:t>1.204</w:t>
             </w:r>
           </w:p>
         </w:tc>
         <w:tc>
           <w:tcPr>
-            <w:tcW w:type="dxa" w:w="1152"/>
+            <w:tcW w:type="dxa" w:w="1584"/>
           </w:tcPr>
           <w:p>
             <w:pPr>
@@ -1238,7 +1475,7 @@
                 <w:b w:val="0"/>
                 <w:sz w:val="19"/>
               </w:rPr>
-              <w:t>177.6</w:t>
+              <w:t>1.48</w:t>
             </w:r>
           </w:p>
         </w:tc>
@@ -1246,7 +1483,7 @@
       <w:tr>
         <w:tc>
           <w:tcPr>
-            <w:tcW w:type="dxa" w:w="3456"/>
+            <w:tcW w:type="dxa" w:w="3384"/>
           </w:tcPr>
           <w:p>
             <w:pPr>
@@ -1266,7 +1503,7 @@
         </w:tc>
         <w:tc>
           <w:tcPr>
-            <w:tcW w:type="dxa" w:w="1368"/>
+            <w:tcW w:type="dxa" w:w="1224"/>
           </w:tcPr>
           <w:p>
             <w:pPr>
@@ -1286,7 +1523,7 @@
         </w:tc>
         <w:tc>
           <w:tcPr>
-            <w:tcW w:type="dxa" w:w="1224"/>
+            <w:tcW w:type="dxa" w:w="1008"/>
           </w:tcPr>
           <w:p>
             <w:pPr>
@@ -1306,7 +1543,7 @@
         </w:tc>
         <w:tc>
           <w:tcPr>
-            <w:tcW w:type="dxa" w:w="864"/>
+            <w:tcW w:type="dxa" w:w="720"/>
           </w:tcPr>
           <w:p>
             <w:pPr>
@@ -1326,7 +1563,7 @@
         </w:tc>
         <w:tc>
           <w:tcPr>
-            <w:tcW w:type="dxa" w:w="1080"/>
+            <w:tcW w:type="dxa" w:w="936"/>
           </w:tcPr>
           <w:p>
             <w:pPr>
@@ -1340,13 +1577,13 @@
                 <w:b w:val="0"/>
                 <w:sz w:val="19"/>
               </w:rPr>
-              <w:t>4.160</w:t>
+              <w:t>3.200</w:t>
             </w:r>
           </w:p>
         </w:tc>
         <w:tc>
           <w:tcPr>
-            <w:tcW w:type="dxa" w:w="1152"/>
+            <w:tcW w:type="dxa" w:w="1584"/>
           </w:tcPr>
           <w:p>
             <w:pPr>
@@ -1360,12 +1597,28 @@
                 <w:b w:val="0"/>
                 <w:sz w:val="19"/>
               </w:rPr>
-              <w:t>87.1</w:t>
+              <w:t>2.45</w:t>
             </w:r>
           </w:p>
         </w:tc>
       </w:tr>
     </w:tbl>
+    <w:p>
+      <w:pPr>
+        <w:spacing w:after="40"/>
+        <w:jc w:val="left"/>
+      </w:pPr>
+      <w:r>
+        <w:rPr>
+          <w:rFonts w:ascii="Calibri" w:hAnsi="Calibri" w:eastAsia="Microsoft YaHei"/>
+          <w:b w:val="0"/>
+          <w:i w:val="0"/>
+          <w:color w:val="606A76"/>
+          <w:sz w:val="18"/>
+        </w:rPr>
+        <w:t>百万次推理成本 = 按需单价 ÷ (QPS@SLA × 3600),即 SLA 内每跑 100 万次推理的机时费,越低越省。</w:t>
+      </w:r>
+    </w:p>
     <w:p>
       <w:pPr>
         <w:spacing w:after="160"/>
@@ -1378,7 +1631,7 @@
           <w:i w:val="0"/>
           <w:sz w:val="19"/>
         </w:rPr>
-        <w:t>A10 单机绝对吞吐最高(362 QPS),但单价 $4.16/hr 偏贵,成本效率最低;T4 单机吞吐最低。RTX 1/4 切片以最低单价拿到次高吞吐,成本效率居首。</w:t>
+        <w:t>客户现用的 NC4as(4 vCPU)单位成本最低,但吞吐被 CPU 卡在 ~159 QPS(GPU 未喂满,并发加大只涨延迟不涨吞吐);同为 T4 的 NC16as 加到 16 vCPU 把吞吐提到 227,但单价涨得更多,单位成本反升至 $1.48。RTX 1/4 切片以次低单价拿到 311 QPS 的高吞吐,单位成本 $1.01,与客户的 NC4as 仅差约 10%,却只需约一半机器。A10 单机绝对吞吐最高但单价贵,单位成本最高。</w:t>
       </w:r>
     </w:p>
     <w:p>
@@ -1432,7 +1685,7 @@
           <w:i w:val="0"/>
           <w:sz w:val="19"/>
         </w:rPr>
-        <w:t>QPS/$ 已折算机器数量:服务固定需求所需车队成本 = 需求 ÷ (QPS/$),该值越高车队越省,与单机吞吐高低无关。</w:t>
+        <w:t>车队成本随单位推理成本等比放大:服务固定需求所需车队 $/hr = 需求吞吐 × 单价 ÷ QPS@SLA,已隐含所需机器数量,数值越低越省,与单机吞吐高低无关。下表以客户现用 NC4as 为基准。</w:t>
       </w:r>
     </w:p>
     <w:tbl>
@@ -1451,7 +1704,7 @@
       <w:tr>
         <w:tc>
           <w:tcPr>
-            <w:tcW w:type="dxa" w:w="3744"/>
+            <w:tcW w:type="dxa" w:w="3456"/>
             <w:shd w:val="clear" w:fill="1257A0"/>
           </w:tcPr>
           <w:p>
@@ -1473,7 +1726,7 @@
         </w:tc>
         <w:tc>
           <w:tcPr>
-            <w:tcW w:type="dxa" w:w="1368"/>
+            <w:tcW w:type="dxa" w:w="1800"/>
             <w:shd w:val="clear" w:fill="1257A0"/>
           </w:tcPr>
           <w:p>
@@ -1489,7 +1742,7 @@
                 <w:color w:val="FFFFFF"/>
                 <w:sz w:val="19"/>
               </w:rPr>
-              <w:t>QPS/$</w:t>
+              <w:t>百万次推理成本 ($)</w:t>
             </w:r>
           </w:p>
         </w:tc>
@@ -1533,7 +1786,7 @@
                 <w:color w:val="FFFFFF"/>
                 <w:sz w:val="19"/>
               </w:rPr>
-              <w:t>相对 RTX(NC24)</w:t>
+              <w:t>相对 NC4as(客户)</w:t>
             </w:r>
           </w:p>
         </w:tc>
@@ -1541,7 +1794,89 @@
       <w:tr>
         <w:tc>
           <w:tcPr>
-            <w:tcW w:type="dxa" w:w="3744"/>
+            <w:tcW w:type="dxa" w:w="3456"/>
+          </w:tcPr>
+          <w:p>
+            <w:pPr>
+              <w:spacing w:after="20" w:before="20"/>
+              <w:jc w:val="left"/>
+            </w:pPr>
+            <w:r/>
+            <w:r>
+              <w:rPr>
+                <w:rFonts w:ascii="Calibri" w:hAnsi="Calibri" w:eastAsia="Microsoft YaHei"/>
+                <w:b w:val="0"/>
+                <w:sz w:val="19"/>
+              </w:rPr>
+              <w:t>NC4as_T4_v3(客户现用)</w:t>
+            </w:r>
+          </w:p>
+        </w:tc>
+        <w:tc>
+          <w:tcPr>
+            <w:tcW w:type="dxa" w:w="1800"/>
+          </w:tcPr>
+          <w:p>
+            <w:pPr>
+              <w:spacing w:after="20" w:before="20"/>
+              <w:jc w:val="center"/>
+            </w:pPr>
+            <w:r/>
+            <w:r>
+              <w:rPr>
+                <w:rFonts w:ascii="Calibri" w:hAnsi="Calibri" w:eastAsia="Microsoft YaHei"/>
+                <w:b w:val="0"/>
+                <w:sz w:val="19"/>
+              </w:rPr>
+              <w:t>0.92</w:t>
+            </w:r>
+          </w:p>
+        </w:tc>
+        <w:tc>
+          <w:tcPr>
+            <w:tcW w:type="dxa" w:w="1512"/>
+          </w:tcPr>
+          <w:p>
+            <w:pPr>
+              <w:spacing w:after="20" w:before="20"/>
+              <w:jc w:val="center"/>
+            </w:pPr>
+            <w:r/>
+            <w:r>
+              <w:rPr>
+                <w:rFonts w:ascii="Calibri" w:hAnsi="Calibri" w:eastAsia="Microsoft YaHei"/>
+                <w:b w:val="0"/>
+                <w:sz w:val="19"/>
+              </w:rPr>
+              <w:t>33.0</w:t>
+            </w:r>
+          </w:p>
+        </w:tc>
+        <w:tc>
+          <w:tcPr>
+            <w:tcW w:type="dxa" w:w="2016"/>
+          </w:tcPr>
+          <w:p>
+            <w:pPr>
+              <w:spacing w:after="20" w:before="20"/>
+              <w:jc w:val="center"/>
+            </w:pPr>
+            <w:r/>
+            <w:r>
+              <w:rPr>
+                <w:rFonts w:ascii="Calibri" w:hAnsi="Calibri" w:eastAsia="Microsoft YaHei"/>
+                <w:b w:val="0"/>
+                <w:sz w:val="19"/>
+              </w:rPr>
+              <w:t>1.00×(基准)</w:t>
+            </w:r>
+          </w:p>
+        </w:tc>
+      </w:tr>
+      <w:tr>
+        <w:tc>
+          <w:tcPr>
+            <w:tcW w:type="dxa" w:w="3456"/>
             <w:shd w:val="clear" w:fill="E7F0FA"/>
           </w:tcPr>
           <w:p>
@@ -1562,7 +1897,7 @@
         </w:tc>
         <w:tc>
           <w:tcPr>
-            <w:tcW w:type="dxa" w:w="1368"/>
+            <w:tcW w:type="dxa" w:w="1800"/>
             <w:shd w:val="clear" w:fill="E7F0FA"/>
           </w:tcPr>
           <w:p>
@@ -1577,7 +1912,7 @@
                 <w:b/>
                 <w:sz w:val="19"/>
               </w:rPr>
-              <w:t>275.4</w:t>
+              <w:t>1.01</w:t>
             </w:r>
           </w:p>
         </w:tc>
@@ -1619,7 +1954,7 @@
                 <w:b/>
                 <w:sz w:val="19"/>
               </w:rPr>
-              <w:t>1.00×(基准)</w:t>
+              <w:t>1.10×</w:t>
             </w:r>
           </w:p>
         </w:tc>
@@ -1627,7 +1962,7 @@
       <w:tr>
         <w:tc>
           <w:tcPr>
-            <w:tcW w:type="dxa" w:w="3744"/>
+            <w:tcW w:type="dxa" w:w="3456"/>
           </w:tcPr>
           <w:p>
             <w:pPr>
@@ -1647,7 +1982,7 @@
         </w:tc>
         <w:tc>
           <w:tcPr>
-            <w:tcW w:type="dxa" w:w="1368"/>
+            <w:tcW w:type="dxa" w:w="1800"/>
           </w:tcPr>
           <w:p>
             <w:pPr>
@@ -1661,7 +1996,7 @@
                 <w:b w:val="0"/>
                 <w:sz w:val="19"/>
               </w:rPr>
-              <w:t>250.4</w:t>
+              <w:t>1.11</w:t>
             </w:r>
           </w:p>
         </w:tc>
@@ -1701,7 +2036,7 @@
                 <w:b w:val="0"/>
                 <w:sz w:val="19"/>
               </w:rPr>
-              <w:t>1.10×</w:t>
+              <w:t>1.21×</w:t>
             </w:r>
           </w:p>
         </w:tc>
@@ -1709,7 +2044,7 @@
       <w:tr>
         <w:tc>
           <w:tcPr>
-            <w:tcW w:type="dxa" w:w="3744"/>
+            <w:tcW w:type="dxa" w:w="3456"/>
           </w:tcPr>
           <w:p>
             <w:pPr>
@@ -1729,7 +2064,7 @@
         </w:tc>
         <w:tc>
           <w:tcPr>
-            <w:tcW w:type="dxa" w:w="1368"/>
+            <w:tcW w:type="dxa" w:w="1800"/>
           </w:tcPr>
           <w:p>
             <w:pPr>
@@ -1743,7 +2078,7 @@
                 <w:b w:val="0"/>
                 <w:sz w:val="19"/>
               </w:rPr>
-              <w:t>177.6</w:t>
+              <w:t>1.48</w:t>
             </w:r>
           </w:p>
         </w:tc>
@@ -1763,7 +2098,7 @@
                 <w:b w:val="0"/>
                 <w:sz w:val="19"/>
               </w:rPr>
-              <w:t>56.3</w:t>
+              <w:t>53.1</w:t>
             </w:r>
           </w:p>
         </w:tc>
@@ -1783,7 +2118,7 @@
                 <w:b w:val="0"/>
                 <w:sz w:val="19"/>
               </w:rPr>
-              <w:t>1.55×</w:t>
+              <w:t>1.61×</w:t>
             </w:r>
           </w:p>
         </w:tc>
@@ -1791,7 +2126,7 @@
       <w:tr>
         <w:tc>
           <w:tcPr>
-            <w:tcW w:type="dxa" w:w="3744"/>
+            <w:tcW w:type="dxa" w:w="3456"/>
           </w:tcPr>
           <w:p>
             <w:pPr>
@@ -1811,7 +2146,7 @@
         </w:tc>
         <w:tc>
           <w:tcPr>
-            <w:tcW w:type="dxa" w:w="1368"/>
+            <w:tcW w:type="dxa" w:w="1800"/>
           </w:tcPr>
           <w:p>
             <w:pPr>
@@ -1825,7 +2160,7 @@
                 <w:b w:val="0"/>
                 <w:sz w:val="19"/>
               </w:rPr>
-              <w:t>87.1</w:t>
+              <w:t>2.45</w:t>
             </w:r>
           </w:p>
         </w:tc>
@@ -1845,7 +2180,7 @@
                 <w:b w:val="0"/>
                 <w:sz w:val="19"/>
               </w:rPr>
-              <w:t>114.8</w:t>
+              <w:t>88.3</w:t>
             </w:r>
           </w:p>
         </w:tc>
@@ -1865,12 +2200,28 @@
                 <w:b w:val="0"/>
                 <w:sz w:val="19"/>
               </w:rPr>
-              <w:t>3.16×</w:t>
+              <w:t>2.68×</w:t>
             </w:r>
           </w:p>
         </w:tc>
       </w:tr>
     </w:tbl>
+    <w:p>
+      <w:pPr>
+        <w:spacing w:after="120"/>
+        <w:jc w:val="left"/>
+      </w:pPr>
+      <w:r>
+        <w:rPr>
+          <w:rFonts w:ascii="Calibri" w:hAnsi="Calibri" w:eastAsia="Microsoft YaHei"/>
+          <w:b w:val="0"/>
+          <w:i w:val="0"/>
+          <w:color w:val="606A76"/>
+          <w:sz w:val="18"/>
+        </w:rPr>
+        <w:t>车队 $/hr 已含机器数量:RTX 单机 311 QPS vs NC4as 159 QPS,服务同等负载 RTX 所需节点约为 NC4as 的一半,车队机时费仅高约 10%——把节点数、编排与 CPU 侧开销计入总拥有成本后,两者实质相当。</w:t>
+      </w:r>
+    </w:p>
     <w:p>
       <w:pPr>
         <w:pStyle w:val="Heading1"/>
@@ -1889,7 +2240,7 @@
           <w:rFonts w:ascii="Calibri" w:hAnsi="Calibri" w:eastAsia="Microsoft YaHei"/>
           <w:sz w:val="21"/>
         </w:rPr>
-        <w:t>首选 Standard_NC24lds_xl_RTXPRO6000BSE_v6(RTX PRO 6000 1/4 切片):满足 50 ms SLA,成本效率最优,同等预算下车队吞吐最高。</w:t>
+        <w:t>客户现用 Standard_NC4as_T4_v3:单位推理成本最低($0.92/百万次),选型合理;但单机吞吐受 4 vCPU 限制(~159 QPS),需较多节点横向扩展。</w:t>
       </w:r>
     </w:p>
     <w:p>
@@ -1902,7 +2253,7 @@
           <w:rFonts w:ascii="Calibri" w:hAnsi="Calibri" w:eastAsia="Microsoft YaHei"/>
           <w:sz w:val="21"/>
         </w:rPr>
-        <w:t>若主机侧需要更多 vCPU/内存,可选 NC36 同切片方案,成本效率仍优于 T4 与 A10。</w:t>
+        <w:t>RTX PRO 6000 1/4 切片(NC24)性价比已追平 NC4as(单位成本仅高约 10%),且单机吞吐约 2 倍;服务同等负载所需机器约减半,把节点数与运维复杂度计入后总拥有成本实质相当,推荐作为升级路径。</w:t>
       </w:r>
     </w:p>
     <w:p>
@@ -1915,7 +2266,20 @@
           <w:rFonts w:ascii="Calibri" w:hAnsi="Calibri" w:eastAsia="Microsoft YaHei"/>
           <w:sz w:val="21"/>
         </w:rPr>
-        <w:t>A10 适合追求单机绝对吞吐、对单价不敏感的场景;T4 在本模型下无成本或性能优势。</w:t>
+        <w:t>若主机侧需要更多 vCPU/内存,NC36 同切片方案成本效率仍优于 NC16as 与 A10。</w:t>
+      </w:r>
+    </w:p>
+    <w:p>
+      <w:pPr>
+        <w:pStyle w:val="ListBullet"/>
+        <w:spacing w:after="60"/>
+      </w:pPr>
+      <w:r>
+        <w:rPr>
+          <w:rFonts w:ascii="Calibri" w:hAnsi="Calibri" w:eastAsia="Microsoft YaHei"/>
+          <w:sz w:val="21"/>
+        </w:rPr>
+        <w:t>同为 T4,NC16as 相比客户的 NC4as 无成本效率优势(加 vCPU 提了吞吐但单价涨得更多);A10 适合追求单机绝对吞吐、对单价不敏感的场景。</w:t>
       </w:r>
     </w:p>
     <w:p>
@@ -1936,7 +2300,7 @@
           <w:rFonts w:ascii="Calibri" w:hAnsi="Calibri" w:eastAsia="Microsoft YaHei"/>
           <w:sz w:val="19"/>
         </w:rPr>
-        <w:t>价格为 Azure 公开零售价(Consumption / 按需 / Linux / 非 Spot,查询于 2026-09);如有 EA/预留折扣,按实际单价折算即可,不影响相对结论。</w:t>
+        <w:t>价格为 Azure 公开零售价(Consumption / 按需 / Linux / 非 Spot,查询于 2026-09),统一取 West US 2 区域以保证口径一致(吞吐为硬件绑定,与区域无关);如有 EA/预留折扣或换区,按实际单价折算即可,不影响相对结论。</w:t>
       </w:r>
     </w:p>
     <w:p>
@@ -1949,7 +2313,7 @@
           <w:rFonts w:ascii="Calibri" w:hAnsi="Calibri" w:eastAsia="Microsoft YaHei"/>
           <w:sz w:val="19"/>
         </w:rPr>
-        <w:t>本报告仅纳入实测机型与向更多 vCPU 的保守折算(RTX NC36);未纳入向更少 vCPU 主机(如 NC4as/NC8as_T4_v3)的推算,以保证口径一致。</w:t>
+        <w:t>本报告纳入四款实测机型(RTX NC24、NC4as_T4_v3〔客户现用〕、NC16as_T4_v3、A10)与一款保守折算(RTX NC36,沿用 NC24 实测吞吐、仅换更高单价);同为 T4 的 NC8as_T4_v3 未测。</w:t>
       </w:r>
     </w:p>
     <w:p>
